--- a/daily-reports/2026-08-19/report.docx
+++ b/daily-reports/2026-08-19/report.docx
@@ -28,28 +28,28 @@
         <w:pStyle w:val="Heading2"/>
       </w:pPr>
       <w:r>
-        <w:t>1. deepseek-ai/deepseek-harness  ⭐ 161,789</w:t>
+        <w:t>1. deepseek-ai/deepseek-harness  ⭐ 161,978</w:t>
       </w:r>
     </w:p>
     <w:p>
       <w:r>
-        <w:t>语言：TypeScript ｜ Stars：161,789 ｜ Forks：17,025</w:t>
+        <w:t>语言：TypeScript ｜ Stars：161,978 ｜ Forks：17,059</w:t>
         <w:br/>
       </w:r>
       <w:r>
-        <w:t>这是什么：DeepSeek Harness 是一个把一切都变成插件的工具平台。你可以把它想象成一个积木盒，里面的每一块积木（插件）都可以自由组合，用来搭建你想要的功能。</w:t>
+        <w:t>这是什么：DeepSeek Harness 是一个插件化的工具平台，核心思想是“万物皆插件”，你可以把各种功能都做成插件来扩展它的能力。</w:t>
         <w:br/>
       </w:r>
       <w:r>
-        <w:t>能用来做什么：你可以用它来管理和运行各种插件，比如让 AI 执行特定任务，或者扩展你的工作流程。</w:t>
+        <w:t>能用来做什么：你可以用它来搭建自己的 AI 工作流，把不同的工具和功能组合在一起，实现自动化任务。</w:t>
         <w:br/>
       </w:r>
       <w:r>
-        <w:t>适用领域：AI 开发、自动化工具、插件管理</w:t>
+        <w:t>适用领域：AI 开发、自动化工具、插件生态</w:t>
         <w:br/>
       </w:r>
       <w:r>
-        <w:t>对新手有什么帮助：对于新手来说，这是一个了解插件化思维的好机会，可以学习如何通过组合小模块来构建复杂功能。</w:t>
+        <w:t>对新手有什么帮助：适合想了解插件化架构和 AI 工具集成的初学者，通过它你可以学会如何用插件的方式扩展软件功能。</w:t>
         <w:br/>
       </w:r>
       <w:r>
@@ -61,28 +61,28 @@
         <w:pStyle w:val="Heading2"/>
       </w:pPr>
       <w:r>
-        <w:t>2. anywhere-labs/deepseek-harness-desktop  ⭐ 13,928</w:t>
+        <w:t>2. anywhere-labs/deepseek-harness-desktop  ⭐ 13,976</w:t>
       </w:r>
     </w:p>
     <w:p>
       <w:r>
-        <w:t>语言：TypeScript ｜ Stars：13,928 ｜ Forks：639</w:t>
+        <w:t>语言：TypeScript ｜ Stars：13,976 ｜ Forks：640</w:t>
         <w:br/>
       </w:r>
       <w:r>
-        <w:t>这是什么：这是 DeepSeek Harness 的桌面版，专门为插件生态打造了一个现代化的图形界面。它让插件的使用和管理变得更直观、更简单。</w:t>
+        <w:t>这是什么：这是一个为 DeepSeek Harness 插件生态打造的桌面端应用，让插件可以在桌面环境中运行，同样遵循“万物皆插件”的理念。</w:t>
         <w:br/>
       </w:r>
       <w:r>
-        <w:t>能用来做什么：你可以通过这个桌面应用来安装、配置和运行插件，就像在手机上装 App 一样方便。</w:t>
+        <w:t>能用来做什么：你可以把它当作一个桌面助手，通过安装不同的插件来管理文件、执行命令或处理日常任务。</w:t>
         <w:br/>
       </w:r>
       <w:r>
-        <w:t>适用领域：桌面应用、AI 工具、插件管理</w:t>
+        <w:t>适用领域：桌面应用、插件管理、日常办公</w:t>
         <w:br/>
       </w:r>
       <w:r>
-        <w:t>对新手有什么帮助：如果你不熟悉命令行，这个桌面版可以让你轻松上手，通过点击鼠标就能使用强大的插件功能。</w:t>
+        <w:t>对新手有什么帮助：对新手来说，这是一个很好的例子，教你如何将插件系统应用到桌面软件中，并且可以直接体验插件带来的便利。</w:t>
         <w:br/>
       </w:r>
       <w:r>
@@ -94,28 +94,28 @@
         <w:pStyle w:val="Heading2"/>
       </w:pPr>
       <w:r>
-        <w:t>3. awesome-dsh-plugin/awesome-dsh-plugin  ⭐ 9,138</w:t>
+        <w:t>3. awesome-dsh-plugin/awesome-dsh-plugin  ⭐ 9,184</w:t>
       </w:r>
     </w:p>
     <w:p>
       <w:r>
-        <w:t>语言：Python ｜ Stars：9,138 ｜ Forks：1,335</w:t>
+        <w:t>语言：Python ｜ Stars：9,184 ｜ Forks：1,340</w:t>
         <w:br/>
       </w:r>
       <w:r>
-        <w:t>这是什么：这是一个精选的 DeepSeek Harness 插件列表，就像一本精心挑选的插件目录，列出了很多有用的插件供你参考。</w:t>
+        <w:t>这是什么：这是一个精选的 DeepSeek Harness 插件列表，收集了各种有用的插件，方便用户发现和选择。</w:t>
         <w:br/>
       </w:r>
       <w:r>
-        <w:t>能用来做什么：你可以在这里浏览和发现各种插件，找到适合你需求的工具，然后去安装使用。</w:t>
+        <w:t>能用来做什么：你可以浏览这个列表，找到适合自己需求的插件，然后安装到 DeepSeek Harness 中使用。</w:t>
         <w:br/>
       </w:r>
       <w:r>
-        <w:t>适用领域：插件推荐、资源整理、AI 生态</w:t>
+        <w:t>适用领域：插件推荐、资源整理、AI 工具</w:t>
         <w:br/>
       </w:r>
       <w:r>
-        <w:t>对新手有什么帮助：对于新手，这个列表可以帮你快速了解有哪些好用的插件，节省你搜索和筛选的时间。</w:t>
+        <w:t>对新手有什么帮助：对于新手，这个列表能帮你快速找到好用的插件，节省自己搜索的时间，是入门插件生态的好资源。</w:t>
         <w:br/>
       </w:r>
       <w:r>
@@ -127,28 +127,28 @@
         <w:pStyle w:val="Heading2"/>
       </w:pPr>
       <w:r>
-        <w:t>4. yjh051108/dsh-routing-suite  ⭐ 6,090</w:t>
+        <w:t>4. yjh051108/dsh-routing-suite  ⭐ 6,103</w:t>
       </w:r>
     </w:p>
     <w:p>
       <w:r>
-        <w:t>语言：PowerShell ｜ Stars：6,090 ｜ Forks：106</w:t>
+        <w:t>语言：PowerShell ｜ Stars：6,103 ｜ Forks：108</w:t>
         <w:br/>
       </w:r>
       <w:r>
-        <w:t>这是什么：这是一个为 DeepSeek Harness 设计的路由套件，包含一个运行时注入器和任务感知的路由预设。它可以帮助 AI 更智能地处理不同类型的任务。</w:t>
+        <w:t>这是什么：这是一个为 DeepSeek Harness 设计的插件套件，包含运行时注入器和任务感知路由预设，可以优化模型的推理模式。</w:t>
         <w:br/>
       </w:r>
       <w:r>
-        <w:t>能用来做什么：你可以先安装运行时注入器，然后应用路由预设，让 AI 根据任务类型自动选择最佳的处理方式。</w:t>
+        <w:t>能用来做什么：你可以先安装运行时注入器，再安装路由预设，来提升 DeepSeek Harness 在处理不同任务时的性能。</w:t>
         <w:br/>
       </w:r>
       <w:r>
-        <w:t>适用领域：AI 路由、任务优化、性能提升</w:t>
+        <w:t>适用领域：AI 优化、性能调优、插件开发</w:t>
         <w:br/>
       </w:r>
       <w:r>
-        <w:t>对新手有什么帮助：这个工具可以让你体验如何优化 AI 的响应，适合对 AI 性能调优感兴趣的新手学习。</w:t>
+        <w:t>对新手有什么帮助：适合想深入优化 AI 工具性能的进阶用户，通过它你可以学习如何通过插件调整模型行为。</w:t>
         <w:br/>
       </w:r>
       <w:r>
@@ -160,28 +160,28 @@
         <w:pStyle w:val="Heading2"/>
       </w:pPr>
       <w:r>
-        <w:t>5. xiaobright/dsh-anchored-standard  ⭐ 3,576</w:t>
+        <w:t>5. xiaobright/dsh-anchored-standard  ⭐ 3,581</w:t>
       </w:r>
     </w:p>
     <w:p>
       <w:r>
-        <w:t>语言：JavaScript ｜ Stars：3,576 ｜ Forks：107</w:t>
+        <w:t>语言：JavaScript ｜ Stars：3,581 ｜ Forks：107</w:t>
         <w:br/>
       </w:r>
       <w:r>
-        <w:t>这是什么：这是一个两阶段的 DeepSeek Harness 预设，先进行最小化配置，然后加载完整的标准工具集。它旨在提供一个稳定且功能齐全的起点。</w:t>
+        <w:t>这是什么：这是一个两阶段的 DeepSeek Harness 预设，先进行最小化引导，再加载完整的标准工具集，帮助系统快速稳定运行。</w:t>
         <w:br/>
       </w:r>
       <w:r>
-        <w:t>能用来做什么：你可以使用这个预设来快速搭建一个功能完整的 DeepSeek Harness 环境，省去手动配置的麻烦。</w:t>
+        <w:t>能用来做什么：你可以用它来快速初始化 DeepSeek Harness 环境，然后自动获得一套标准的工具配置。</w:t>
         <w:br/>
       </w:r>
       <w:r>
-        <w:t>适用领域：快速部署、配置管理、AI 开发</w:t>
+        <w:t>适用领域：环境配置、工具集成、快速部署</w:t>
         <w:br/>
       </w:r>
       <w:r>
-        <w:t>对新手有什么帮助：对于新手，这个预设可以让你快速上手，不用从零开始配置，直接体验完整功能。</w:t>
+        <w:t>对新手有什么帮助：对新手来说，这个预设可以简化安装和配置过程，让你更快上手 DeepSeek Harness，减少踩坑。</w:t>
         <w:br/>
       </w:r>
       <w:r>
@@ -212,7 +212,7 @@
         <w:t>Claude Code May–August 2026 weekly limits promotion</w:t>
       </w:r>
       <w:r>
-        <w:t>（👍 263）</w:t>
+        <w:t>（👍 264）</w:t>
       </w:r>
       <w:r>
         <w:br/>
@@ -220,7 +220,7 @@
       </w:r>
       <w:r>
         <w:br/>
-        <w:t>摘要：Claude Code 宣布2026年5月至8月的每周限额促销活动，旨在吸引更多用户使用其AI编程助手，值得开发者关注以获取更多免费或优惠的使用额度。</w:t>
+        <w:t>摘要：Claude Code 推出2026年5月至8月的每周使用限制促销活动，旨在吸引用户长期订阅，值得关注因为它可能影响AI编程工具的市场竞争格局。</w:t>
       </w:r>
     </w:p>
     <w:p>
@@ -231,7 +231,7 @@
         <w:t>GLM-5.3 Artificial Analysis Benchmarks</w:t>
       </w:r>
       <w:r>
-        <w:t>（👍 93）</w:t>
+        <w:t>（👍 102）</w:t>
       </w:r>
       <w:r>
         <w:br/>
@@ -239,7 +239,7 @@
       </w:r>
       <w:r>
         <w:br/>
-        <w:t>摘要：GLM-5.3 在 Artificial Analysis 基准测试中表现突出，展示了新一代语言模型的性能提升，对于关注AI模型进展的研究者和开发者具有参考价值。</w:t>
+        <w:t>摘要：GLM-5.3 在 Artificial Analysis 基准测试中表现突出，展示了其在自然语言处理任务上的最新进展，值得关注因为它可能刷新AI模型性能排行榜。</w:t>
       </w:r>
     </w:p>
     <w:p>
@@ -263,7 +263,7 @@
       </w:r>
       <w:r>
         <w:br/>
-        <w:t>摘要：这篇论文提出了一种以能力为中心的数据设计方法，用于通用图像生成，强调从语料库到协同进化能力的转变，对AI图像生成领域的研究有重要启示。</w:t>
+        <w:t>摘要：该论文提出了一种以能力为中心的数据设计方法，用于通用图像生成模型，强调从语料库到共同进化能力的转变，值得关注因为它为图像生成领域提供了新的训练数据策略。</w:t>
       </w:r>
     </w:p>
     <w:p>
@@ -287,7 +287,7 @@
       </w:r>
       <w:r>
         <w:br/>
-        <w:t>摘要：比亚迪秦MAX正式上市，定位年轻人首选的B级闪充轿车，售价10.99-14.39万元，结合了快充技术和智能配置，可能吸引年轻消费者关注。</w:t>
+        <w:t>摘要：比亚迪秦MAX正式上市，定位年轻人首选的B级闪充轿车，售价10.99-14.39万元，值得关注因为它结合了AI技术与新能源汽车，可能推动智能驾驶在主流市场的普及。</w:t>
       </w:r>
     </w:p>
     <w:p>
@@ -311,7 +311,7 @@
       </w:r>
       <w:r>
         <w:br/>
-        <w:t>摘要：觅蜂科技获得数亿元融资，由中国电信领投，旨在打造最懂模型的物理AI数据服务平台，此轮融资将加速其在物理AI领域的发展，值得行业关注。</w:t>
+        <w:t>摘要：觅蜂科技获得中国电信领投的数亿元融资，致力于打造最懂模型的物理AI数据服务平台，值得关注因为它反映了资本对物理AI数据基础设施的重视，可能加速机器人等领域的AI落地。</w:t>
       </w:r>
     </w:p>
     <w:sectPr>
